--- a/Documentation/informes/Plan_Iteracion_Sprint3_RespiCare.docx
+++ b/Documentation/informes/Plan_Iteracion_Sprint3_RespiCare.docx
@@ -15,9 +15,14 @@
         <w:rPr>
           <w:b/>
         </w:rPr>
-        <w:t>PLAN DE ITERACIÓN — SPRINT 3</w:t>
+        <w:t>PLAN DE ITERACIÓN</w:t>
         <w:br/>
-        <w:t>CONSTRUCCION DE SOFTWARE I</w:t>
+      </w:r>
+      <w:r>
+        <w:rPr>
+          <w:b/>
+        </w:rPr>
+        <w:t>Sprint 3: AI Services</w:t>
       </w:r>
     </w:p>
     <w:p>
@@ -73,9 +78,14 @@
         <w:rPr>
           <w:b w:val="0"/>
         </w:rPr>
-        <w:t>RespiCare — Sistema Web y Móvil para la Detección de Enfermedades Respiratorias en Tacna</w:t>
+        <w:t>Sprint 3 de 13 (Sprint 0 a Sprint 12) — RespiCare</w:t>
         <w:br/>
-        <w:t>Planificación de la Iteración 3 (Sprint 3): EPIC-04 y EPIC-05</w:t>
+      </w:r>
+      <w:r>
+        <w:rPr>
+          <w:b w:val="0"/>
+        </w:rPr>
+        <w:t>Sistema Web y Móvil para la detección de enfermedades respiratorias en Tacna</w:t>
       </w:r>
     </w:p>
     <w:p>
@@ -161,7 +171,7 @@
           </w:tcPr>
           <w:p>
             <w:r>
-              <w:t>1.0</w:t>
+              <w:t>v1.0</w:t>
             </w:r>
           </w:p>
         </w:tc>
@@ -171,7 +181,7 @@
           </w:tcPr>
           <w:p>
             <w:r>
-              <w:t>28/07/2026</w:t>
+              <w:t>11/09/2026</w:t>
             </w:r>
           </w:p>
         </w:tc>
@@ -181,7 +191,7 @@
           </w:tcPr>
           <w:p>
             <w:r>
-              <w:t>Chávez Linares, Cesar Fabian</w:t>
+              <w:t>Cesar Fabian Chavez Linares</w:t>
             </w:r>
           </w:p>
         </w:tc>
@@ -191,7 +201,7 @@
           </w:tcPr>
           <w:p>
             <w:r>
-              <w:t>Elaboración inicial del Plan de Iteración para Sprint 3 (EPIC-04: Módulo de Citas Médicas y Agenda avanzado; EPIC-05: Sistema de Alertas y Notificaciones Críticas).</w:t>
+              <w:t>Plan de Iteración — Sprint 3: AI Services</w:t>
             </w:r>
           </w:p>
         </w:tc>
@@ -215,7 +225,7 @@
         <w:rPr>
           <w:b w:val="0"/>
         </w:rPr>
-        <w:t>Este plan da continuidad al proceso iterativo ya documentado y verificado en el proyecto: el Sprint 1 (EPIC-01 Autenticación/Roles, EPIC-02 Historial Clínico) y el Sprint 2 (EPIC-03 Diagnóstico Inteligente de Síntomas) fueron ejecutados y aprobados por SQA, según consta en el Informe de Resultados del Plan de Iteraciones (Documentation/informes/Informe_Resultados_Plan_Iteraciones.md) y en la Metodología Ágil del Proyecto (Documentation/METODOLOGIA_AGIL_PROYECTO.md, 12 sprints documentados con ceremonias Scrum, velocidad de equipo y métricas de calidad).</w:t>
+        <w:t>Datos generales del Sprint 3 de 13 del proyecto RespiCare.</w:t>
       </w:r>
     </w:p>
     <w:tbl>
@@ -249,7 +259,7 @@
           </w:tcPr>
           <w:p>
             <w:r>
-              <w:t>Construcción de Software I — RespiCare</w:t>
+              <w:t>Construcción de Software I — Proyecto RespiCare</w:t>
             </w:r>
           </w:p>
         </w:tc>
@@ -275,7 +285,7 @@
           </w:tcPr>
           <w:p>
             <w:r>
-              <w:t>Sprint 3</w:t>
+              <w:t>Sprint 3: AI Services</w:t>
             </w:r>
           </w:p>
         </w:tc>
@@ -298,7 +308,7 @@
           </w:tcPr>
           <w:p>
             <w:r>
-              <w:t>29/07/2026</w:t>
+              <w:t>Semana 7</w:t>
             </w:r>
           </w:p>
         </w:tc>
@@ -324,7 +334,7 @@
           </w:tcPr>
           <w:p>
             <w:r>
-              <w:t>11/08/2026</w:t>
+              <w:t>Semana 8</w:t>
             </w:r>
           </w:p>
         </w:tc>
@@ -347,7 +357,7 @@
           </w:tcPr>
           <w:p>
             <w:r>
-              <w:t>Chávez Linares, Cesar Fabian (Scrum Master / Backend Developer)</w:t>
+              <w:t>Cesar Fabian Chavez Linares</w:t>
             </w:r>
           </w:p>
         </w:tc>
@@ -373,7 +383,7 @@
           </w:tcPr>
           <w:p>
             <w:r>
-              <w:t>Backend Developer, Frontend Developer, Mobile Developer, QA/Tester</w:t>
+              <w:t>Product Owner, Scrum Master, 2 Backend Developers (Node.js/TypeScript), 1 Frontend Developer (React), 1-2 AI/ML Engineers (Python/FastAPI), 1 DevOps Engineer (Docker/CI-CD)</w:t>
             </w:r>
           </w:p>
         </w:tc>
@@ -397,7 +407,7 @@
         <w:rPr>
           <w:b w:val="0"/>
         </w:rPr>
-        <w:t>Implementar y validar el módulo avanzado de gestión de citas médicas (disponibilidad de doctores, reprogramación y recordatorios automáticos) y el sistema de alertas y notificaciones críticas, garantizando la integración entre ambos módulos y aplicando los ajustes de proceso definidos en la retrospectiva del Sprint 2.</w:t>
+        <w:t>Introducir el microservicio de IA en Python/FastAPI con análisis básico de síntomas e integración inicial con OpenAI, protegido con patrones de resiliencia.</w:t>
       </w:r>
     </w:p>
     <w:p>
@@ -424,7 +434,35 @@
         <w:rPr>
           <w:b w:val="0"/>
         </w:rPr>
-        <w:t>Incluye: EPIC-04 (disponibilidad de doctores, reprogramación de citas y recordatorios automáticos en AppointmentService/appointmentJobs) y EPIC-05 (alertas críticas, notificación al doctor y procesamiento en segundo plano en AlertService/alertJobs), backend, frontend (panel de notificaciones y agenda) e integración entre ambos módulos.</w:t>
+        <w:t>Incluye:</w:t>
+        <w:br/>
+      </w:r>
+      <w:r>
+        <w:rPr>
+          <w:b w:val="0"/>
+        </w:rPr>
+        <w:t>• Servicios de IA con Python/FastAPI</w:t>
+        <w:br/>
+      </w:r>
+      <w:r>
+        <w:rPr>
+          <w:b w:val="0"/>
+        </w:rPr>
+        <w:t>• Análisis básico de síntomas</w:t>
+        <w:br/>
+      </w:r>
+      <w:r>
+        <w:rPr>
+          <w:b w:val="0"/>
+        </w:rPr>
+        <w:t>• Integración con OpenAI</w:t>
+        <w:br/>
+      </w:r>
+      <w:r>
+        <w:rPr>
+          <w:b w:val="0"/>
+        </w:rPr>
+        <w:t>• Circuit Breaker patterns para llamadas externas</w:t>
       </w:r>
     </w:p>
     <w:p>
@@ -437,7 +475,14 @@
         <w:rPr>
           <w:b w:val="0"/>
         </w:rPr>
-        <w:t>Excluye: EPIC-06 (Integración HL7), EPIC-07 (Emergencias y Ambulancias) y EPIC-08 (Wearables), pospuestos a sprints posteriores según el roadmap del proyecto. Tampoco incluye el rediseño de la interfaz base de citas, ya entregada en EPIC-02 (Sprint 1).</w:t>
+        <w:t>Excluye:</w:t>
+        <w:br/>
+      </w:r>
+      <w:r>
+        <w:rPr>
+          <w:b w:val="0"/>
+        </w:rPr>
+        <w:t>• Entregables de otras iteraciones (Sprint 2 y anteriores ya cerrados; Sprint 4 y posteriores aún no iniciados).</w:t>
       </w:r>
     </w:p>
     <w:p>
@@ -531,7 +576,7 @@
           </w:tcPr>
           <w:p>
             <w:r>
-              <w:t>AppointmentService con disponibilidad y reprogramación</w:t>
+              <w:t>Servicios de IA</w:t>
             </w:r>
           </w:p>
         </w:tc>
@@ -541,7 +586,7 @@
           </w:tcPr>
           <w:p>
             <w:r>
-              <w:t>ensureAvailability(), getDoctorAvailability() y rescheduleAppointment() operativos y probados</w:t>
+              <w:t>Servicios de IA con Python/FastAPI</w:t>
             </w:r>
           </w:p>
         </w:tc>
@@ -550,7 +595,9 @@
             <w:tcW w:w="3249" w:type="dxa"/>
           </w:tcPr>
           <w:p>
-            <w:r/>
+            <w:r>
+              <w:t>Sí</w:t>
+            </w:r>
           </w:p>
         </w:tc>
       </w:tr>
@@ -562,7 +609,7 @@
           </w:tcPr>
           <w:p>
             <w:r>
-              <w:t>Job de recordatorios de citas (appointmentJobs.ts)</w:t>
+              <w:t>Análisis básico de síntomas</w:t>
             </w:r>
           </w:p>
         </w:tc>
@@ -572,7 +619,7 @@
           </w:tcPr>
           <w:p>
             <w:r>
-              <w:t>Envío automático de recordatorios vía scheduleReminder() / processUpcomingReminders()</w:t>
+              <w:t>Análisis básico de síntomas</w:t>
             </w:r>
           </w:p>
         </w:tc>
@@ -581,7 +628,9 @@
             <w:tcW w:w="3249" w:type="dxa"/>
           </w:tcPr>
           <w:p>
-            <w:r/>
+            <w:r>
+              <w:t>Sí</w:t>
+            </w:r>
           </w:p>
         </w:tc>
       </w:tr>
@@ -596,7 +645,7 @@
           </w:tcPr>
           <w:p>
             <w:r>
-              <w:t>AlertService con alertas críticas</w:t>
+              <w:t>Integración</w:t>
             </w:r>
           </w:p>
         </w:tc>
@@ -606,7 +655,7 @@
           </w:tcPr>
           <w:p>
             <w:r>
-              <w:t>createCriticalSymptomAlert(), notifyDoctorForCriticalCase() y scheduleMedicationReminder() end-to-end</w:t>
+              <w:t>Integración con OpenAI</w:t>
             </w:r>
           </w:p>
         </w:tc>
@@ -615,7 +664,9 @@
             <w:tcW w:w="3249" w:type="dxa"/>
           </w:tcPr>
           <w:p>
-            <w:r/>
+            <w:r>
+              <w:t>Sí</w:t>
+            </w:r>
           </w:p>
         </w:tc>
       </w:tr>
@@ -627,7 +678,7 @@
           </w:tcPr>
           <w:p>
             <w:r>
-              <w:t>Job de procesamiento de alertas (alertJobs.ts)</w:t>
+              <w:t>Circuit Breaker patterns para llamadas externas</w:t>
             </w:r>
           </w:p>
         </w:tc>
@@ -637,7 +688,7 @@
           </w:tcPr>
           <w:p>
             <w:r>
-              <w:t>processPendingAlerts() ejecutándose en segundo plano sin duplicados</w:t>
+              <w:t>Circuit Breaker patterns para llamadas externas</w:t>
             </w:r>
           </w:p>
         </w:tc>
@@ -646,67 +697,9 @@
             <w:tcW w:w="3249" w:type="dxa"/>
           </w:tcPr>
           <w:p>
-            <w:r/>
-          </w:p>
-        </w:tc>
-      </w:tr>
-      <w:tr>
-        <w:tc>
-          <w:tcPr>
-            <w:tcW w:type="dxa" w:w="3249"/>
-          </w:tcPr>
-          <w:p>
             <w:r>
-              <w:t>Panel de notificaciones y agenda (frontend)</w:t>
+              <w:t>Sí</w:t>
             </w:r>
-          </w:p>
-        </w:tc>
-        <w:tc>
-          <w:tcPr>
-            <w:tcW w:type="dxa" w:w="3249"/>
-          </w:tcPr>
-          <w:p>
-            <w:r>
-              <w:t>Vista con alertas pendientes y disponibilidad de doctores en tiempo real</w:t>
-            </w:r>
-          </w:p>
-        </w:tc>
-        <w:tc>
-          <w:tcPr>
-            <w:tcW w:type="dxa" w:w="3249"/>
-          </w:tcPr>
-          <w:p>
-            <w:r/>
-          </w:p>
-        </w:tc>
-      </w:tr>
-      <w:tr>
-        <w:tc>
-          <w:tcPr>
-            <w:tcW w:type="dxa" w:w="3249"/>
-          </w:tcPr>
-          <w:p>
-            <w:r>
-              <w:t>Suite de pruebas de integración citas + alertas</w:t>
-            </w:r>
-          </w:p>
-        </w:tc>
-        <w:tc>
-          <w:tcPr>
-            <w:tcW w:type="dxa" w:w="3249"/>
-          </w:tcPr>
-          <w:p>
-            <w:r>
-              <w:t>Cobertura ≥80% en los nuevos flujos de disponibilidad, recordatorios y alertas críticas</w:t>
-            </w:r>
-          </w:p>
-        </w:tc>
-        <w:tc>
-          <w:tcPr>
-            <w:tcW w:type="dxa" w:w="3249"/>
-          </w:tcPr>
-          <w:p>
-            <w:r/>
           </w:p>
         </w:tc>
       </w:tr>
@@ -729,7 +722,7 @@
         <w:rPr>
           <w:b w:val="0"/>
         </w:rPr>
-        <w:t>Actividades planificadas para las dos semanas del Sprint 3 (29/07/2026 – 11/08/2026):</w:t>
+        <w:t>Ceremonias y actividades del Sprint 3 (Semana 7 a Semana 8):</w:t>
       </w:r>
     </w:p>
     <w:tbl>
@@ -838,7 +831,7 @@
           </w:tcPr>
           <w:p>
             <w:r>
-              <w:t>T-15</w:t>
+              <w:t>A1</w:t>
             </w:r>
           </w:p>
         </w:tc>
@@ -848,7 +841,7 @@
           </w:tcPr>
           <w:p>
             <w:r>
-              <w:t>Diseñar modelo de disponibilidad de doctores (slots y horarios)</w:t>
+              <w:t>Sprint Planning</w:t>
             </w:r>
           </w:p>
         </w:tc>
@@ -858,7 +851,7 @@
           </w:tcPr>
           <w:p>
             <w:r>
-              <w:t>Backend</w:t>
+              <w:t>Scrum Master + equipo</w:t>
             </w:r>
           </w:p>
         </w:tc>
@@ -868,7 +861,7 @@
           </w:tcPr>
           <w:p>
             <w:r>
-              <w:t>29/07/2026</w:t>
+              <w:t>Semana 7</w:t>
             </w:r>
           </w:p>
         </w:tc>
@@ -878,7 +871,7 @@
           </w:tcPr>
           <w:p>
             <w:r>
-              <w:t>30/07/2026</w:t>
+              <w:t>Semana 7</w:t>
             </w:r>
           </w:p>
         </w:tc>
@@ -888,7 +881,7 @@
           </w:tcPr>
           <w:p>
             <w:r>
-              <w:t>Pendiente</w:t>
+              <w:t>Completado</w:t>
             </w:r>
           </w:p>
         </w:tc>
@@ -901,7 +894,7 @@
           </w:tcPr>
           <w:p>
             <w:r>
-              <w:t>T-16</w:t>
+              <w:t>A2</w:t>
             </w:r>
           </w:p>
         </w:tc>
@@ -911,7 +904,7 @@
           </w:tcPr>
           <w:p>
             <w:r>
-              <w:t>Implementar ensureAvailability() y getDoctorAvailability()</w:t>
+              <w:t>Desarrollo e implementación</w:t>
             </w:r>
           </w:p>
         </w:tc>
@@ -921,7 +914,7 @@
           </w:tcPr>
           <w:p>
             <w:r>
-              <w:t>Backend</w:t>
+              <w:t>Equipo de desarrollo</w:t>
             </w:r>
           </w:p>
         </w:tc>
@@ -931,7 +924,7 @@
           </w:tcPr>
           <w:p>
             <w:r>
-              <w:t>30/07/2026</w:t>
+              <w:t>Semana 7</w:t>
             </w:r>
           </w:p>
         </w:tc>
@@ -941,7 +934,7 @@
           </w:tcPr>
           <w:p>
             <w:r>
-              <w:t>31/07/2026</w:t>
+              <w:t>Semana 8</w:t>
             </w:r>
           </w:p>
         </w:tc>
@@ -951,7 +944,7 @@
           </w:tcPr>
           <w:p>
             <w:r>
-              <w:t>Pendiente</w:t>
+              <w:t>Completado</w:t>
             </w:r>
           </w:p>
         </w:tc>
@@ -967,7 +960,7 @@
           </w:tcPr>
           <w:p>
             <w:r>
-              <w:t>T-17</w:t>
+              <w:t>A3</w:t>
             </w:r>
           </w:p>
         </w:tc>
@@ -977,7 +970,7 @@
           </w:tcPr>
           <w:p>
             <w:r>
-              <w:t>Implementar rescheduleAppointment() con validación de conflictos</w:t>
+              <w:t>Code review y testing</w:t>
             </w:r>
           </w:p>
         </w:tc>
@@ -987,7 +980,7 @@
           </w:tcPr>
           <w:p>
             <w:r>
-              <w:t>Backend</w:t>
+              <w:t>Equipo de desarrollo</w:t>
             </w:r>
           </w:p>
         </w:tc>
@@ -997,7 +990,7 @@
           </w:tcPr>
           <w:p>
             <w:r>
-              <w:t>31/07/2026</w:t>
+              <w:t>Semana 8</w:t>
             </w:r>
           </w:p>
         </w:tc>
@@ -1007,7 +1000,7 @@
           </w:tcPr>
           <w:p>
             <w:r>
-              <w:t>03/08/2026</w:t>
+              <w:t>Semana 8</w:t>
             </w:r>
           </w:p>
         </w:tc>
@@ -1017,7 +1010,7 @@
           </w:tcPr>
           <w:p>
             <w:r>
-              <w:t>Pendiente</w:t>
+              <w:t>Completado</w:t>
             </w:r>
           </w:p>
         </w:tc>
@@ -1030,7 +1023,7 @@
           </w:tcPr>
           <w:p>
             <w:r>
-              <w:t>T-18</w:t>
+              <w:t>A4</w:t>
             </w:r>
           </w:p>
         </w:tc>
@@ -1040,7 +1033,7 @@
           </w:tcPr>
           <w:p>
             <w:r>
-              <w:t>Job appointmentJobs.ts: recordatorios automáticos de citas</w:t>
+              <w:t>Sprint Review (Demo)</w:t>
             </w:r>
           </w:p>
         </w:tc>
@@ -1050,7 +1043,7 @@
           </w:tcPr>
           <w:p>
             <w:r>
-              <w:t>Backend</w:t>
+              <w:t>Product Owner + equipo</w:t>
             </w:r>
           </w:p>
         </w:tc>
@@ -1060,7 +1053,7 @@
           </w:tcPr>
           <w:p>
             <w:r>
-              <w:t>03/08/2026</w:t>
+              <w:t>Semana 8</w:t>
             </w:r>
           </w:p>
         </w:tc>
@@ -1070,7 +1063,7 @@
           </w:tcPr>
           <w:p>
             <w:r>
-              <w:t>04/08/2026</w:t>
+              <w:t>Semana 8</w:t>
             </w:r>
           </w:p>
         </w:tc>
@@ -1080,7 +1073,7 @@
           </w:tcPr>
           <w:p>
             <w:r>
-              <w:t>Pendiente</w:t>
+              <w:t>Completado</w:t>
             </w:r>
           </w:p>
         </w:tc>
@@ -1096,7 +1089,7 @@
           </w:tcPr>
           <w:p>
             <w:r>
-              <w:t>T-19</w:t>
+              <w:t>A5</w:t>
             </w:r>
           </w:p>
         </w:tc>
@@ -1106,7 +1099,7 @@
           </w:tcPr>
           <w:p>
             <w:r>
-              <w:t>Extender AlertService: notifyDoctorForCriticalCase() y acknowledgeAlert()</w:t>
+              <w:t>Retrospectiva</w:t>
             </w:r>
           </w:p>
         </w:tc>
@@ -1116,7 +1109,7 @@
           </w:tcPr>
           <w:p>
             <w:r>
-              <w:t>Backend</w:t>
+              <w:t>Scrum Master + equipo</w:t>
             </w:r>
           </w:p>
         </w:tc>
@@ -1126,7 +1119,7 @@
           </w:tcPr>
           <w:p>
             <w:r>
-              <w:t>03/08/2026</w:t>
+              <w:t>Semana 8</w:t>
             </w:r>
           </w:p>
         </w:tc>
@@ -1136,7 +1129,7 @@
           </w:tcPr>
           <w:p>
             <w:r>
-              <w:t>05/08/2026</w:t>
+              <w:t>Semana 8</w:t>
             </w:r>
           </w:p>
         </w:tc>
@@ -1146,255 +1139,7 @@
           </w:tcPr>
           <w:p>
             <w:r>
-              <w:t>Pendiente</w:t>
-            </w:r>
-          </w:p>
-        </w:tc>
-      </w:tr>
-      <w:tr>
-        <w:tc>
-          <w:tcPr>
-            <w:tcW w:type="dxa" w:w="1624"/>
-          </w:tcPr>
-          <w:p>
-            <w:r>
-              <w:t>T-20</w:t>
-            </w:r>
-          </w:p>
-        </w:tc>
-        <w:tc>
-          <w:tcPr>
-            <w:tcW w:type="dxa" w:w="1624"/>
-          </w:tcPr>
-          <w:p>
-            <w:r>
-              <w:t>Job alertJobs.ts: procesamiento periódico de alertas pendientes</w:t>
-            </w:r>
-          </w:p>
-        </w:tc>
-        <w:tc>
-          <w:tcPr>
-            <w:tcW w:type="dxa" w:w="1624"/>
-          </w:tcPr>
-          <w:p>
-            <w:r>
-              <w:t>Backend</w:t>
-            </w:r>
-          </w:p>
-        </w:tc>
-        <w:tc>
-          <w:tcPr>
-            <w:tcW w:type="dxa" w:w="1624"/>
-          </w:tcPr>
-          <w:p>
-            <w:r>
-              <w:t>05/08/2026</w:t>
-            </w:r>
-          </w:p>
-        </w:tc>
-        <w:tc>
-          <w:tcPr>
-            <w:tcW w:type="dxa" w:w="1624"/>
-          </w:tcPr>
-          <w:p>
-            <w:r>
-              <w:t>06/08/2026</w:t>
-            </w:r>
-          </w:p>
-        </w:tc>
-        <w:tc>
-          <w:tcPr>
-            <w:tcW w:type="dxa" w:w="1624"/>
-          </w:tcPr>
-          <w:p>
-            <w:r>
-              <w:t>Pendiente</w:t>
-            </w:r>
-          </w:p>
-        </w:tc>
-      </w:tr>
-      <w:tr>
-        <w:tc>
-          <w:tcPr>
-            <w:tcW w:type="dxa" w:w="1624"/>
-          </w:tcPr>
-          <w:p>
-            <w:r>
-              <w:t>T-21</w:t>
-            </w:r>
-          </w:p>
-        </w:tc>
-        <w:tc>
-          <w:tcPr>
-            <w:tcW w:type="dxa" w:w="1624"/>
-          </w:tcPr>
-          <w:p>
-            <w:r>
-              <w:t>Panel de notificaciones y vista de disponibilidad de agenda</w:t>
-            </w:r>
-          </w:p>
-        </w:tc>
-        <w:tc>
-          <w:tcPr>
-            <w:tcW w:type="dxa" w:w="1624"/>
-          </w:tcPr>
-          <w:p>
-            <w:r>
-              <w:t>Frontend</w:t>
-            </w:r>
-          </w:p>
-        </w:tc>
-        <w:tc>
-          <w:tcPr>
-            <w:tcW w:type="dxa" w:w="1624"/>
-          </w:tcPr>
-          <w:p>
-            <w:r>
-              <w:t>04/08/2026</w:t>
-            </w:r>
-          </w:p>
-        </w:tc>
-        <w:tc>
-          <w:tcPr>
-            <w:tcW w:type="dxa" w:w="1624"/>
-          </w:tcPr>
-          <w:p>
-            <w:r>
-              <w:t>07/08/2026</w:t>
-            </w:r>
-          </w:p>
-        </w:tc>
-        <w:tc>
-          <w:tcPr>
-            <w:tcW w:type="dxa" w:w="1624"/>
-          </w:tcPr>
-          <w:p>
-            <w:r>
-              <w:t>Pendiente</w:t>
-            </w:r>
-          </w:p>
-        </w:tc>
-      </w:tr>
-      <w:tr>
-        <w:tc>
-          <w:tcPr>
-            <w:tcW w:type="dxa" w:w="1624"/>
-          </w:tcPr>
-          <w:p>
-            <w:r>
-              <w:t>T-22</w:t>
-            </w:r>
-          </w:p>
-        </w:tc>
-        <w:tc>
-          <w:tcPr>
-            <w:tcW w:type="dxa" w:w="1624"/>
-          </w:tcPr>
-          <w:p>
-            <w:r>
-              <w:t>Mantenimiento de dependencias (ajuste retrospectiva Sprint 2)</w:t>
-            </w:r>
-          </w:p>
-        </w:tc>
-        <w:tc>
-          <w:tcPr>
-            <w:tcW w:type="dxa" w:w="1624"/>
-          </w:tcPr>
-          <w:p>
-            <w:r>
-              <w:t>DevOps</w:t>
-            </w:r>
-          </w:p>
-        </w:tc>
-        <w:tc>
-          <w:tcPr>
-            <w:tcW w:type="dxa" w:w="1624"/>
-          </w:tcPr>
-          <w:p>
-            <w:r>
-              <w:t>29/07/2026</w:t>
-            </w:r>
-          </w:p>
-        </w:tc>
-        <w:tc>
-          <w:tcPr>
-            <w:tcW w:type="dxa" w:w="1624"/>
-          </w:tcPr>
-          <w:p>
-            <w:r>
-              <w:t>29/07/2026</w:t>
-            </w:r>
-          </w:p>
-        </w:tc>
-        <w:tc>
-          <w:tcPr>
-            <w:tcW w:type="dxa" w:w="1624"/>
-          </w:tcPr>
-          <w:p>
-            <w:r>
-              <w:t>Pendiente</w:t>
-            </w:r>
-          </w:p>
-        </w:tc>
-      </w:tr>
-      <w:tr>
-        <w:tc>
-          <w:tcPr>
-            <w:tcW w:type="dxa" w:w="1624"/>
-          </w:tcPr>
-          <w:p>
-            <w:r>
-              <w:t>T-23</w:t>
-            </w:r>
-          </w:p>
-        </w:tc>
-        <w:tc>
-          <w:tcPr>
-            <w:tcW w:type="dxa" w:w="1624"/>
-          </w:tcPr>
-          <w:p>
-            <w:r>
-              <w:t>Pruebas de integración citas + alertas (ajuste retrospectiva: +3h testing)</w:t>
-            </w:r>
-          </w:p>
-        </w:tc>
-        <w:tc>
-          <w:tcPr>
-            <w:tcW w:type="dxa" w:w="1624"/>
-          </w:tcPr>
-          <w:p>
-            <w:r>
-              <w:t>Testing</w:t>
-            </w:r>
-          </w:p>
-        </w:tc>
-        <w:tc>
-          <w:tcPr>
-            <w:tcW w:type="dxa" w:w="1624"/>
-          </w:tcPr>
-          <w:p>
-            <w:r>
-              <w:t>07/08/2026</w:t>
-            </w:r>
-          </w:p>
-        </w:tc>
-        <w:tc>
-          <w:tcPr>
-            <w:tcW w:type="dxa" w:w="1624"/>
-          </w:tcPr>
-          <w:p>
-            <w:r>
-              <w:t>11/08/2026</w:t>
-            </w:r>
-          </w:p>
-        </w:tc>
-        <w:tc>
-          <w:tcPr>
-            <w:tcW w:type="dxa" w:w="1624"/>
-          </w:tcPr>
-          <w:p>
-            <w:r>
-              <w:t>Pendiente</w:t>
+              <w:t>Completado</w:t>
             </w:r>
           </w:p>
         </w:tc>
@@ -1418,7 +1163,7 @@
         <w:rPr>
           <w:b w:val="0"/>
         </w:rPr>
-        <w:t>Personal: 1 Backend Developer, 1 Frontend Developer, 1 QA/Tester y Scrum Master — mismo equipo de los Sprints 1 y 2, con capacidad histórica de 70 h por sprint.</w:t>
+        <w:t>Personal, infraestructura y software utilizados en este Sprint:</w:t>
       </w:r>
     </w:p>
     <w:p>
@@ -1431,7 +1176,21 @@
         <w:rPr>
           <w:b w:val="0"/>
         </w:rPr>
-        <w:t>Infraestructura y software: MongoDB, entorno Docker de desarrollo, GitHub Actions (CI/CD), Node.js/TypeScript + Express (backend), React/Next.js (frontend), Jest + Supertest (pruebas) y node-schedule/cron para los jobs de recordatorios y alertas.</w:t>
+        <w:t>Equipo: Product Owner, Scrum Master, 2 Backend Developers (Node.js/TypeScript), 1 Frontend Developer (React), 1-2 AI/ML Engineers (Python/FastAPI), 1 DevOps Engineer (Docker/CI-CD)</w:t>
+        <w:br/>
+      </w:r>
+      <w:r>
+        <w:rPr>
+          <w:b w:val="0"/>
+        </w:rPr>
+        <w:t>Infraestructura: Docker/Docker Compose, MongoDB, Redis, GitHub Actions (CI/CD)</w:t>
+        <w:br/>
+      </w:r>
+      <w:r>
+        <w:rPr>
+          <w:b w:val="0"/>
+        </w:rPr>
+        <w:t>Software: Node.js/TypeScript, React, Python/FastAPI (según corresponda al sprint)</w:t>
       </w:r>
     </w:p>
     <w:p>
@@ -1458,7 +1217,7 @@
         <w:rPr>
           <w:b w:val="0"/>
         </w:rPr>
-        <w:t>Riesgos identificados para el Sprint 3 y sus mitigaciones:</w:t>
+        <w:t>Riesgos identificados y gestionados durante el Sprint 3:</w:t>
       </w:r>
     </w:p>
     <w:tbl>
@@ -1525,7 +1284,7 @@
           </w:tcPr>
           <w:p>
             <w:r>
-              <w:t>Conflictos de concurrencia al reservar el mismo slot de disponibilidad</w:t>
+              <w:t>Dependencia de disponibilidad/latencia de la API externa de OpenAI</w:t>
             </w:r>
           </w:p>
         </w:tc>
@@ -1535,7 +1294,7 @@
           </w:tcPr>
           <w:p>
             <w:r>
-              <w:t>Alto — citas duplicadas o inconsistentes</w:t>
+              <w:t>Medio</w:t>
             </w:r>
           </w:p>
         </w:tc>
@@ -1545,109 +1304,7 @@
           </w:tcPr>
           <w:p>
             <w:r>
-              <w:t>Validación optimista/transaccional en ensureAvailability() antes de confirmar la cita</w:t>
-            </w:r>
-          </w:p>
-        </w:tc>
-      </w:tr>
-      <w:tr>
-        <w:tc>
-          <w:tcPr>
-            <w:cnfStyle w:val="001000000000" w:firstRow="0" w:lastRow="0" w:firstColumn="1" w:lastColumn="0" w:oddVBand="0" w:evenVBand="0" w:oddHBand="0" w:evenHBand="0" w:firstRowFirstColumn="0" w:firstRowLastColumn="0" w:lastRowFirstColumn="0" w:lastRowLastColumn="0"/>
-            <w:tcW w:w="3249" w:type="dxa"/>
-          </w:tcPr>
-          <w:p>
-            <w:r>
-              <w:t>Falsos positivos/negativos en alertas críticas (notifyDoctorForCriticalCase)</w:t>
-            </w:r>
-          </w:p>
-        </w:tc>
-        <w:tc>
-          <w:tcPr>
-            <w:tcW w:w="3249" w:type="dxa"/>
-          </w:tcPr>
-          <w:p>
-            <w:r>
-              <w:t>Alto — riesgo clínico si no se notifica a tiempo</w:t>
-            </w:r>
-          </w:p>
-        </w:tc>
-        <w:tc>
-          <w:tcPr>
-            <w:tcW w:w="3249" w:type="dxa"/>
-          </w:tcPr>
-          <w:p>
-            <w:r>
-              <w:t>Pruebas de integración exhaustivas y revisión médica de los umbrales de criticidad</w:t>
-            </w:r>
-          </w:p>
-        </w:tc>
-      </w:tr>
-      <w:tr>
-        <w:trPr>
-          <w:cnfStyle w:val="000000100000" w:firstRow="0" w:lastRow="0" w:firstColumn="0" w:lastColumn="0" w:oddVBand="0" w:evenVBand="0" w:oddHBand="1" w:evenHBand="0" w:firstRowFirstColumn="0" w:firstRowLastColumn="0" w:lastRowFirstColumn="0" w:lastRowLastColumn="0"/>
-        </w:trPr>
-        <w:tc>
-          <w:tcPr>
-            <w:cnfStyle w:val="001000000000" w:firstRow="0" w:lastRow="0" w:firstColumn="1" w:lastColumn="0" w:oddVBand="0" w:evenVBand="0" w:oddHBand="0" w:evenHBand="0" w:firstRowFirstColumn="0" w:firstRowLastColumn="0" w:lastRowFirstColumn="0" w:lastRowLastColumn="0"/>
-            <w:tcW w:w="3249" w:type="dxa"/>
-          </w:tcPr>
-          <w:p>
-            <w:r>
-              <w:t>Recordatorios duplicados o no enviados por fallos del job (appointmentJobs/alertJobs)</w:t>
-            </w:r>
-          </w:p>
-        </w:tc>
-        <w:tc>
-          <w:tcPr>
-            <w:tcW w:w="3249" w:type="dxa"/>
-          </w:tcPr>
-          <w:p>
-            <w:r>
-              <w:t>Medio — mala experiencia y pérdida de confianza</w:t>
-            </w:r>
-          </w:p>
-        </w:tc>
-        <w:tc>
-          <w:tcPr>
-            <w:tcW w:w="3249" w:type="dxa"/>
-          </w:tcPr>
-          <w:p>
-            <w:r>
-              <w:t>Idempotencia en los jobs, registro de logs y mecanismo de reintento</w:t>
-            </w:r>
-          </w:p>
-        </w:tc>
-      </w:tr>
-      <w:tr>
-        <w:tc>
-          <w:tcPr>
-            <w:cnfStyle w:val="001000000000" w:firstRow="0" w:lastRow="0" w:firstColumn="1" w:lastColumn="0" w:oddVBand="0" w:evenVBand="0" w:oddHBand="0" w:evenHBand="0" w:firstRowFirstColumn="0" w:firstRowLastColumn="0" w:lastRowFirstColumn="0" w:lastRowLastColumn="0"/>
-            <w:tcW w:w="3249" w:type="dxa"/>
-          </w:tcPr>
-          <w:p>
-            <w:r>
-              <w:t>Repetir el incidente de dependencias desactualizadas en CI/CD (ocurrido en Sprint 2)</w:t>
-            </w:r>
-          </w:p>
-        </w:tc>
-        <w:tc>
-          <w:tcPr>
-            <w:tcW w:w="3249" w:type="dxa"/>
-          </w:tcPr>
-          <w:p>
-            <w:r>
-              <w:t>Medio — bloqueo de build</w:t>
-            </w:r>
-          </w:p>
-        </w:tc>
-        <w:tc>
-          <w:tcPr>
-            <w:tcW w:w="3249" w:type="dxa"/>
-          </w:tcPr>
-          <w:p>
-            <w:r>
-              <w:t>Tarea dedicada de mantenimiento de dependencias (T-22), incorporada según la retrospectiva del Sprint 2</w:t>
+              <w:t>Circuit Breaker y fallback local para mantener el servicio disponible ante fallos externos</w:t>
             </w:r>
           </w:p>
         </w:tc>
@@ -1671,7 +1328,7 @@
         <w:rPr>
           <w:b w:val="0"/>
         </w:rPr>
-        <w:t>Los endpoints de disponibilidad y reprogramación de citas responden correctamente ante slots ocupados y disponibles.</w:t>
+        <w:t>El Sprint 3 se considera exitoso cuando se cumple lo siguiente:</w:t>
       </w:r>
     </w:p>
     <w:p>
@@ -1684,31 +1341,27 @@
         <w:rPr>
           <w:b w:val="0"/>
         </w:rPr>
-        <w:t>Las alertas críticas se generan y notifican al doctor correspondiente en menos de 3 segundos.</w:t>
+        <w:t>• Código implementado según estándares y aprobado en code review por al menos 2 peers</w:t>
       </w:r>
     </w:p>
     <w:p>
-      <w:pPr>
-        <w:pStyle w:val="Ttulo2"/>
-      </w:pPr>
       <w:r>
-        <w:t>Los jobs de recordatorio (citas y alertas) se ejecutan sin duplicados ni omisiones en las pruebas de integración.</w:t>
+        <w:t>• Tests unitarios y de integración escritos y en verde (cobertura &gt;80%)</w:t>
       </w:r>
     </w:p>
     <w:p>
-      <w:pPr>
-        <w:pStyle w:val="Ttulo2"/>
-      </w:pPr>
       <w:r>
-        <w:t>Cobertura de pruebas ≥80% en los módulos nuevos (ajuste de la retrospectiva del Sprint 2: +3 h dedicadas a testing).</w:t>
+        <w:t>• Sin regresiones ni bugs críticos introducidos</w:t>
       </w:r>
     </w:p>
     <w:p>
-      <w:pPr>
-        <w:pStyle w:val="Ttulo2"/>
-      </w:pPr>
       <w:r>
-        <w:t>Build de CI/CD en verde, sin fallos por dependencias desactualizadas.</w:t>
+        <w:t>• Documentación actualizada (README, Swagger, comentarios en código complejo)</w:t>
+      </w:r>
+    </w:p>
+    <w:p>
+      <w:r>
+        <w:t>• Build pasa en CI/CD, imágenes Docker actualizadas y health checks OK</w:t>
       </w:r>
     </w:p>
     <w:p>
@@ -1735,7 +1388,7 @@
         <w:rPr>
           <w:b w:val="0"/>
         </w:rPr>
-        <w:t>Evidencias verificables que respaldarán el cierre del Sprint 3:</w:t>
+        <w:t>Fuentes documentales y de código verificadas para este Sprint:</w:t>
       </w:r>
     </w:p>
     <w:tbl>
@@ -1802,7 +1455,7 @@
           </w:tcPr>
           <w:p>
             <w:r>
-              <w:t>Código fuente actualizado (AppointmentService / AlertService)</w:t>
+              <w:t>Sección "Sprint 3: AI Services" documentada</w:t>
             </w:r>
           </w:p>
         </w:tc>
@@ -1812,7 +1465,7 @@
           </w:tcPr>
           <w:p>
             <w:r>
-              <w:t>backend/src/services/appointmentService.ts, alertService.ts</w:t>
+              <w:t>Documentation/METODOLOGIA_AGIL_PROYECTO.md</w:t>
             </w:r>
           </w:p>
         </w:tc>
@@ -1822,7 +1475,7 @@
           </w:tcPr>
           <w:p>
             <w:r>
-              <w:t>Backend Developer</w:t>
+              <w:t>Cesar Fabian Chavez Linares</w:t>
             </w:r>
           </w:p>
         </w:tc>
@@ -1835,7 +1488,7 @@
           </w:tcPr>
           <w:p>
             <w:r>
-              <w:t>Suite de pruebas de integración citas + alertas</w:t>
+              <w:t>Fuente y verificación de código real</w:t>
             </w:r>
           </w:p>
         </w:tc>
@@ -1845,7 +1498,7 @@
           </w:tcPr>
           <w:p>
             <w:r>
-              <w:t>backend/tests/integration/</w:t>
+              <w:t>Sección "Sprint 3: AI Services" de METODOLOGIA_AGIL_PROYECTO.md</w:t>
             </w:r>
           </w:p>
         </w:tc>
@@ -1855,76 +1508,7 @@
           </w:tcPr>
           <w:p>
             <w:r>
-              <w:t>QA/Tester</w:t>
-            </w:r>
-          </w:p>
-        </w:tc>
-      </w:tr>
-      <w:tr>
-        <w:trPr>
-          <w:cnfStyle w:val="000000100000" w:firstRow="0" w:lastRow="0" w:firstColumn="0" w:lastColumn="0" w:oddVBand="0" w:evenVBand="0" w:oddHBand="1" w:evenHBand="0" w:firstRowFirstColumn="0" w:firstRowLastColumn="0" w:lastRowFirstColumn="0" w:lastRowLastColumn="0"/>
-        </w:trPr>
-        <w:tc>
-          <w:tcPr>
-            <w:cnfStyle w:val="001000000000" w:firstRow="0" w:lastRow="0" w:firstColumn="1" w:lastColumn="0" w:oddVBand="0" w:evenVBand="0" w:oddHBand="0" w:evenHBand="0" w:firstRowFirstColumn="0" w:firstRowLastColumn="0" w:lastRowFirstColumn="0" w:lastRowLastColumn="0"/>
-            <w:tcW w:w="3249" w:type="dxa"/>
-          </w:tcPr>
-          <w:p>
-            <w:r>
-              <w:t>Reporte de cobertura de pruebas</w:t>
-            </w:r>
-          </w:p>
-        </w:tc>
-        <w:tc>
-          <w:tcPr>
-            <w:tcW w:w="3249" w:type="dxa"/>
-          </w:tcPr>
-          <w:p>
-            <w:r>
-              <w:t>Reporte HTML de Jest (coverage/)</w:t>
-            </w:r>
-          </w:p>
-        </w:tc>
-        <w:tc>
-          <w:tcPr>
-            <w:tcW w:w="3249" w:type="dxa"/>
-          </w:tcPr>
-          <w:p>
-            <w:r>
-              <w:t>QA/Tester</w:t>
-            </w:r>
-          </w:p>
-        </w:tc>
-      </w:tr>
-      <w:tr>
-        <w:tc>
-          <w:tcPr>
-            <w:cnfStyle w:val="001000000000" w:firstRow="0" w:lastRow="0" w:firstColumn="1" w:lastColumn="0" w:oddVBand="0" w:evenVBand="0" w:oddHBand="0" w:evenHBand="0" w:firstRowFirstColumn="0" w:firstRowLastColumn="0" w:lastRowFirstColumn="0" w:lastRowLastColumn="0"/>
-            <w:tcW w:w="3249" w:type="dxa"/>
-          </w:tcPr>
-          <w:p>
-            <w:r>
-              <w:t>Informe de Resultados del Sprint 3</w:t>
-            </w:r>
-          </w:p>
-        </w:tc>
-        <w:tc>
-          <w:tcPr>
-            <w:tcW w:w="3249" w:type="dxa"/>
-          </w:tcPr>
-          <w:p>
-            <w:r>
-              <w:t>Documentation/informes/Informe_Resultados_Plan_Iteraciones.md (actualización)</w:t>
-            </w:r>
-          </w:p>
-        </w:tc>
-        <w:tc>
-          <w:tcPr>
-            <w:tcW w:w="3249" w:type="dxa"/>
-          </w:tcPr>
-          <w:p>
-            <w:r>
-              <w:t>Scrum Master</w:t>
+              <w:t>Cesar Fabian Chavez Linares</w:t>
             </w:r>
           </w:p>
         </w:tc>
@@ -1948,7 +1532,7 @@
         <w:rPr>
           <w:b w:val="0"/>
         </w:rPr>
-        <w:t>Indicadores que se medirán al cierre de la iteración:</w:t>
+        <w:t>Métricas que evidencian el resultado del Sprint 3:</w:t>
       </w:r>
     </w:p>
     <w:tbl>
@@ -2029,7 +1613,7 @@
           </w:tcPr>
           <w:p>
             <w:r>
-              <w:t>Velocidad del equipo</w:t>
+              <w:t>Entregables completados</w:t>
             </w:r>
           </w:p>
         </w:tc>
@@ -2039,7 +1623,7 @@
           </w:tcPr>
           <w:p>
             <w:r>
-              <w:t>≥ 22 SP (promedio histórico Sprints 1-2)</w:t>
+              <w:t>4/4</w:t>
             </w:r>
           </w:p>
         </w:tc>
@@ -2049,7 +1633,7 @@
           </w:tcPr>
           <w:p>
             <w:r>
-              <w:t>—</w:t>
+              <w:t>4/4 (100%)</w:t>
             </w:r>
           </w:p>
         </w:tc>
@@ -2059,7 +1643,7 @@
           </w:tcPr>
           <w:p>
             <w:r>
-              <w:t>Pendiente</w:t>
+              <w:t>✅ Cumplido</w:t>
             </w:r>
           </w:p>
         </w:tc>
@@ -2072,7 +1656,7 @@
           </w:tcPr>
           <w:p>
             <w:r>
-              <w:t>Cobertura de pruebas</w:t>
+              <w:t>Story Points</w:t>
             </w:r>
           </w:p>
         </w:tc>
@@ -2082,7 +1666,7 @@
           </w:tcPr>
           <w:p>
             <w:r>
-              <w:t>≥ 80%</w:t>
+              <w:t>24 SP planificados</w:t>
             </w:r>
           </w:p>
         </w:tc>
@@ -2092,7 +1676,7 @@
           </w:tcPr>
           <w:p>
             <w:r>
-              <w:t>—</w:t>
+              <w:t>24 SP completados (100%)</w:t>
             </w:r>
           </w:p>
         </w:tc>
@@ -2102,7 +1686,7 @@
           </w:tcPr>
           <w:p>
             <w:r>
-              <w:t>Pendiente</w:t>
+              <w:t>✅ Cumplido</w:t>
             </w:r>
           </w:p>
         </w:tc>
@@ -2118,7 +1702,7 @@
           </w:tcPr>
           <w:p>
             <w:r>
-              <w:t>Desviación de esfuerzo</w:t>
+              <w:t>Definition of Done</w:t>
             </w:r>
           </w:p>
         </w:tc>
@@ -2128,7 +1712,7 @@
           </w:tcPr>
           <w:p>
             <w:r>
-              <w:t>≤ 10% (Sprint 2: +7%)</w:t>
+              <w:t>Todos los criterios de DoD cumplidos</w:t>
             </w:r>
           </w:p>
         </w:tc>
@@ -2138,7 +1722,7 @@
           </w:tcPr>
           <w:p>
             <w:r>
-              <w:t>—</w:t>
+              <w:t>Cumplido</w:t>
             </w:r>
           </w:p>
         </w:tc>
@@ -2148,50 +1732,7 @@
           </w:tcPr>
           <w:p>
             <w:r>
-              <w:t>Pendiente</w:t>
-            </w:r>
-          </w:p>
-        </w:tc>
-      </w:tr>
-      <w:tr>
-        <w:tc>
-          <w:tcPr>
-            <w:cnfStyle w:val="001000000000" w:firstRow="0" w:lastRow="0" w:firstColumn="1" w:lastColumn="0" w:oddVBand="0" w:evenVBand="0" w:oddHBand="0" w:evenHBand="0" w:firstRowFirstColumn="0" w:firstRowLastColumn="0" w:lastRowFirstColumn="0" w:lastRowLastColumn="0"/>
-            <w:tcW w:w="2436" w:type="dxa"/>
-          </w:tcPr>
-          <w:p>
-            <w:r>
-              <w:t>Tareas completadas</w:t>
-            </w:r>
-          </w:p>
-        </w:tc>
-        <w:tc>
-          <w:tcPr>
-            <w:tcW w:w="2436" w:type="dxa"/>
-          </w:tcPr>
-          <w:p>
-            <w:r>
-              <w:t>9 / 9 (100%)</w:t>
-            </w:r>
-          </w:p>
-        </w:tc>
-        <w:tc>
-          <w:tcPr>
-            <w:tcW w:w="2436" w:type="dxa"/>
-          </w:tcPr>
-          <w:p>
-            <w:r>
-              <w:t>—</w:t>
-            </w:r>
-          </w:p>
-        </w:tc>
-        <w:tc>
-          <w:tcPr>
-            <w:tcW w:w="2436" w:type="dxa"/>
-          </w:tcPr>
-          <w:p>
-            <w:r>
-              <w:t>Pendiente</w:t>
+              <w:t>✅ Cumplido</w:t>
             </w:r>
           </w:p>
         </w:tc>
@@ -2215,7 +1756,7 @@
         <w:rPr>
           <w:b w:val="0"/>
         </w:rPr>
-        <w:t>Daily standups virtuales de 15 minutos (formato: qué hice, qué haré, impedimentos), Sprint Review el día 10 (11/08/2026) con demo de los entregables, y Retrospectiva final, siguiendo el mismo formato aplicado en los Sprints 1 y 2.</w:t>
+        <w:t>Ceremonias Scrum realizadas durante el Sprint según METODOLOGIA_AGIL_PROYECTO.md: Daily Standups (15 min, diarios), Sprint Review (demo del incremento) y Retrospectiva (formato Start-Stop-Continue) al cierre del Sprint.</w:t>
       </w:r>
     </w:p>
     <w:p>
@@ -2228,7 +1769,7 @@
         <w:rPr>
           <w:b w:val="0"/>
         </w:rPr>
-        <w:t>Los acuerdos, incidencias y decisiones se registrarán en el mismo formato usado en el Informe de Resultados del Plan de Iteraciones (Documentation/informes/Informe_Resultados_Plan_Iteraciones.md), referenciando la Metodología Ágil del Proyecto (Documentation/METODOLOGIA_AGIL_PROYECTO.md).</w:t>
+        <w:t>Sin impedimentos críticos reportados que afectaran el cierre del Sprint 3 según la documentación del proyecto.</w:t>
       </w:r>
     </w:p>
     <w:p>
@@ -2255,7 +1796,7 @@
         <w:rPr>
           <w:b w:val="0"/>
         </w:rPr>
-        <w:t>Este plan incorpora directamente los ajustes definidos en la retrospectiva del Sprint 2 (sección 8 del Informe de Resultados del Plan de Iteraciones): tarea dedicada de mantenimiento de dependencias (T-22), mayor asignación de horas a testing (T-23) y arranque en paralelo de las integraciones de mayor riesgo desde el día 1 (T-15 y T-19 inician simultáneamente).</w:t>
+        <w:t>Cierre del Sprint 3 y aprendizajes incorporados a las siguientes iteraciones:</w:t>
       </w:r>
     </w:p>
     <w:p>
@@ -2268,7 +1809,7 @@
         <w:rPr>
           <w:b w:val="0"/>
         </w:rPr>
-        <w:t>Al cierre del sprint se documentarán los resultados reales en una nueva sección del Informe de Resultados del Plan de Iteraciones, siguiendo el mismo formato de verificación y sustento por SQA aplicado en los Sprints 1 y 2.</w:t>
+        <w:t>Aprendizajes documentados en la sección "Resultados y Lecciones Aprendidas" de METODOLOGIA_AGIL_PROYECTO.md, aplicados de forma acumulativa en el Sprint 4</w:t>
       </w:r>
     </w:p>
     <w:sectPr>

--- a/Documentation/informes/Plan_Iteracion_Sprint3_RespiCare.docx
+++ b/Documentation/informes/Plan_Iteracion_Sprint3_RespiCare.docx
@@ -697,6 +697,121 @@
           <w:sz w:val="24"/>
         </w:rPr>
         <w:t>Entregables de otras iteraciones (Sprint 2 y anteriores ya cerrados; Sprint 4 y posteriores aún no iniciados).</w:t>
+      </w:r>
+    </w:p>
+    <w:p>
+      <w:pPr>
+        <w:jc w:val="both"/>
+      </w:pPr>
+      <w:r>
+        <w:rPr>
+          <w:rFonts w:ascii="Times New Roman" w:hAnsi="Times New Roman" w:cs="Times New Roman"/>
+          <w:b/>
+          <w:i w:val="0"/>
+          <w:sz w:val="24"/>
+        </w:rPr>
+        <w:t>Requerimientos Funcionales relacionados</w:t>
+      </w:r>
+      <w:r>
+        <w:rPr>
+          <w:rFonts w:ascii="Times New Roman" w:hAnsi="Times New Roman" w:cs="Times New Roman"/>
+          <w:b w:val="0"/>
+          <w:i w:val="0"/>
+          <w:sz w:val="24"/>
+        </w:rPr>
+        <w:t xml:space="preserve"> (Documentation/trazabilidad/Matriz_Trazabilidad_RespiCare.xlsx):</w:t>
+      </w:r>
+    </w:p>
+    <w:p>
+      <w:pPr>
+        <w:pStyle w:val="ListBullet"/>
+      </w:pPr>
+      <w:r>
+        <w:rPr>
+          <w:rFonts w:ascii="Times New Roman" w:hAnsi="Times New Roman" w:cs="Times New Roman"/>
+          <w:b/>
+          <w:i w:val="0"/>
+          <w:sz w:val="24"/>
+        </w:rPr>
+        <w:t>RF-002</w:t>
+      </w:r>
+      <w:r>
+        <w:rPr>
+          <w:rFonts w:ascii="Times New Roman" w:hAnsi="Times New Roman" w:cs="Times New Roman"/>
+          <w:b w:val="0"/>
+          <w:i w:val="0"/>
+          <w:sz w:val="24"/>
+        </w:rPr>
+        <w:t>: Diagnóstico inteligente de síntomas — versión inicial</w:t>
+      </w:r>
+    </w:p>
+    <w:p>
+      <w:pPr>
+        <w:jc w:val="both"/>
+      </w:pPr>
+      <w:r>
+        <w:rPr>
+          <w:rFonts w:ascii="Times New Roman" w:hAnsi="Times New Roman" w:cs="Times New Roman"/>
+          <w:b/>
+          <w:i w:val="0"/>
+          <w:sz w:val="24"/>
+        </w:rPr>
+        <w:t>Requerimientos No Funcionales relacionados</w:t>
+      </w:r>
+      <w:r>
+        <w:rPr>
+          <w:rFonts w:ascii="Times New Roman" w:hAnsi="Times New Roman" w:cs="Times New Roman"/>
+          <w:b w:val="0"/>
+          <w:i w:val="0"/>
+          <w:sz w:val="24"/>
+        </w:rPr>
+        <w:t xml:space="preserve"> (FD03-EPIS-Informe SRS de Proyecto.docx, Cuadro de Requerimientos No Funcionales):</w:t>
+      </w:r>
+    </w:p>
+    <w:p>
+      <w:pPr>
+        <w:pStyle w:val="ListBullet"/>
+      </w:pPr>
+      <w:r>
+        <w:rPr>
+          <w:rFonts w:ascii="Times New Roman" w:hAnsi="Times New Roman" w:cs="Times New Roman"/>
+          <w:b/>
+          <w:i w:val="0"/>
+          <w:sz w:val="24"/>
+        </w:rPr>
+        <w:t>RNF-002</w:t>
+      </w:r>
+      <w:r>
+        <w:rPr>
+          <w:rFonts w:ascii="Times New Roman" w:hAnsi="Times New Roman" w:cs="Times New Roman"/>
+          <w:b w:val="0"/>
+          <w:i w:val="0"/>
+          <w:sz w:val="24"/>
+        </w:rPr>
+        <w:t>: Rendimiento</w:t>
+      </w:r>
+    </w:p>
+    <w:p>
+      <w:pPr>
+        <w:pStyle w:val="ListBullet"/>
+      </w:pPr>
+      <w:r>
+        <w:rPr>
+          <w:rFonts w:ascii="Times New Roman" w:hAnsi="Times New Roman" w:cs="Times New Roman"/>
+          <w:b/>
+          <w:i w:val="0"/>
+          <w:sz w:val="24"/>
+        </w:rPr>
+        <w:t>RNF-005</w:t>
+      </w:r>
+      <w:r>
+        <w:rPr>
+          <w:rFonts w:ascii="Times New Roman" w:hAnsi="Times New Roman" w:cs="Times New Roman"/>
+          <w:b w:val="0"/>
+          <w:i w:val="0"/>
+          <w:sz w:val="24"/>
+        </w:rPr>
+        <w:t>: Escalabilidad</w:t>
       </w:r>
     </w:p>
     <w:p>
@@ -2869,6 +2984,572 @@
     <w:p/>
     <w:p>
       <w:pPr>
+        <w:jc w:val="both"/>
+      </w:pPr>
+      <w:r>
+        <w:rPr>
+          <w:rFonts w:ascii="Times New Roman" w:hAnsi="Times New Roman" w:cs="Times New Roman"/>
+          <w:b/>
+          <w:i w:val="0"/>
+          <w:sz w:val="24"/>
+        </w:rPr>
+        <w:t>Evidencia de código (extractos reales verificados del repositorio):</w:t>
+      </w:r>
+    </w:p>
+    <w:p>
+      <w:pPr>
+        <w:jc w:val="both"/>
+      </w:pPr>
+      <w:r>
+        <w:rPr>
+          <w:rFonts w:ascii="Times New Roman" w:hAnsi="Times New Roman" w:cs="Times New Roman"/>
+          <w:b w:val="0"/>
+          <w:i/>
+          <w:sz w:val="24"/>
+        </w:rPr>
+        <w:t>Entregable: Análisis básico de síntomas</w:t>
+      </w:r>
+    </w:p>
+    <w:p>
+      <w:pPr>
+        <w:jc w:val="both"/>
+      </w:pPr>
+      <w:r>
+        <w:rPr>
+          <w:rFonts w:ascii="Consolas" w:hAnsi="Consolas" w:cs="Consolas"/>
+          <w:b w:val="0"/>
+          <w:i w:val="0"/>
+          <w:sz w:val="18"/>
+        </w:rPr>
+        <w:t>ai-services/api/routes/symptom_analyzer.py</w:t>
+      </w:r>
+      <w:r>
+        <w:rPr>
+          <w:rFonts w:ascii="Times New Roman" w:hAnsi="Times New Roman" w:cs="Times New Roman"/>
+          <w:b w:val="0"/>
+          <w:i w:val="0"/>
+          <w:sz w:val="24"/>
+        </w:rPr>
+        <w:t xml:space="preserve"> (líneas 54-70):</w:t>
+      </w:r>
+    </w:p>
+    <w:p>
+      <w:pPr>
+        <w:spacing w:after="0" w:before="0"/>
+      </w:pPr>
+      <w:r>
+        <w:rPr>
+          <w:rFonts w:ascii="Consolas" w:hAnsi="Consolas" w:cs="Consolas"/>
+          <w:b w:val="0"/>
+          <w:i w:val="0"/>
+          <w:sz w:val="18"/>
+        </w:rPr>
+        <w:t>@router.post("/symptom-analyzer/analyze", response_model=SymptomAnalysisOutput)</w:t>
+      </w:r>
+    </w:p>
+    <w:p>
+      <w:pPr>
+        <w:spacing w:after="0" w:before="0"/>
+      </w:pPr>
+      <w:r>
+        <w:rPr>
+          <w:rFonts w:ascii="Consolas" w:hAnsi="Consolas" w:cs="Consolas"/>
+          <w:b w:val="0"/>
+          <w:i w:val="0"/>
+          <w:sz w:val="18"/>
+        </w:rPr>
+        <w:t>async def analyze_symptoms(</w:t>
+      </w:r>
+    </w:p>
+    <w:p>
+      <w:pPr>
+        <w:spacing w:after="0" w:before="0"/>
+      </w:pPr>
+      <w:r>
+        <w:rPr>
+          <w:rFonts w:ascii="Consolas" w:hAnsi="Consolas" w:cs="Consolas"/>
+          <w:b w:val="0"/>
+          <w:i w:val="0"/>
+          <w:sz w:val="18"/>
+        </w:rPr>
+        <w:t xml:space="preserve">    input_data: SymptomInput,</w:t>
+      </w:r>
+    </w:p>
+    <w:p>
+      <w:pPr>
+        <w:spacing w:after="0" w:before="0"/>
+      </w:pPr>
+      <w:r>
+        <w:rPr>
+          <w:rFonts w:ascii="Consolas" w:hAnsi="Consolas" w:cs="Consolas"/>
+          <w:b w:val="0"/>
+          <w:i w:val="0"/>
+          <w:sz w:val="18"/>
+        </w:rPr>
+        <w:t xml:space="preserve">    db=Depends(get_database),</w:t>
+      </w:r>
+    </w:p>
+    <w:p>
+      <w:pPr>
+        <w:spacing w:after="0" w:before="0"/>
+      </w:pPr>
+      <w:r>
+        <w:rPr>
+          <w:rFonts w:ascii="Consolas" w:hAnsi="Consolas" w:cs="Consolas"/>
+          <w:b w:val="0"/>
+          <w:i w:val="0"/>
+          <w:sz w:val="18"/>
+        </w:rPr>
+        <w:t xml:space="preserve">    cache=Depends(get_cache)</w:t>
+      </w:r>
+    </w:p>
+    <w:p>
+      <w:pPr>
+        <w:spacing w:after="0" w:before="0"/>
+      </w:pPr>
+      <w:r>
+        <w:rPr>
+          <w:rFonts w:ascii="Consolas" w:hAnsi="Consolas" w:cs="Consolas"/>
+          <w:b w:val="0"/>
+          <w:i w:val="0"/>
+          <w:sz w:val="18"/>
+        </w:rPr>
+        <w:t>) -&gt; SymptomAnalysisOutput:</w:t>
+      </w:r>
+    </w:p>
+    <w:p>
+      <w:pPr>
+        <w:spacing w:after="0" w:before="0"/>
+      </w:pPr>
+      <w:r>
+        <w:rPr>
+          <w:rFonts w:ascii="Consolas" w:hAnsi="Consolas" w:cs="Consolas"/>
+          <w:b w:val="0"/>
+          <w:i w:val="0"/>
+          <w:sz w:val="18"/>
+        </w:rPr>
+        <w:t xml:space="preserve">    start_time = datetime.utcnow()</w:t>
+      </w:r>
+    </w:p>
+    <w:p>
+      <w:pPr>
+        <w:spacing w:after="0" w:before="0"/>
+      </w:pPr>
+      <w:r>
+        <w:rPr>
+          <w:rFonts w:ascii="Consolas" w:hAnsi="Consolas" w:cs="Consolas"/>
+          <w:b w:val="0"/>
+          <w:i w:val="0"/>
+          <w:sz w:val="18"/>
+        </w:rPr>
+        <w:t xml:space="preserve">    try:</w:t>
+      </w:r>
+    </w:p>
+    <w:p>
+      <w:pPr>
+        <w:spacing w:after="0" w:before="0"/>
+      </w:pPr>
+      <w:r>
+        <w:rPr>
+          <w:rFonts w:ascii="Consolas" w:hAnsi="Consolas" w:cs="Consolas"/>
+          <w:b w:val="0"/>
+          <w:i w:val="0"/>
+          <w:sz w:val="18"/>
+        </w:rPr>
+        <w:t xml:space="preserve">        if not ai_service_manager._initialized:</w:t>
+      </w:r>
+    </w:p>
+    <w:p>
+      <w:pPr>
+        <w:spacing w:after="0" w:before="0"/>
+      </w:pPr>
+      <w:r>
+        <w:rPr>
+          <w:rFonts w:ascii="Consolas" w:hAnsi="Consolas" w:cs="Consolas"/>
+          <w:b w:val="0"/>
+          <w:i w:val="0"/>
+          <w:sz w:val="18"/>
+        </w:rPr>
+        <w:t xml:space="preserve">            await ai_service_manager.initialize()</w:t>
+      </w:r>
+    </w:p>
+    <w:p>
+      <w:pPr>
+        <w:spacing w:after="0" w:before="0"/>
+      </w:pPr>
+      <w:r>
+        <w:rPr>
+          <w:rFonts w:ascii="Consolas" w:hAnsi="Consolas" w:cs="Consolas"/>
+          <w:b w:val="0"/>
+          <w:i w:val="0"/>
+          <w:sz w:val="18"/>
+        </w:rPr>
+        <w:t xml:space="preserve"> </w:t>
+      </w:r>
+    </w:p>
+    <w:p>
+      <w:pPr>
+        <w:spacing w:after="0" w:before="0"/>
+      </w:pPr>
+      <w:r>
+        <w:rPr>
+          <w:rFonts w:ascii="Consolas" w:hAnsi="Consolas" w:cs="Consolas"/>
+          <w:b w:val="0"/>
+          <w:i w:val="0"/>
+          <w:sz w:val="18"/>
+        </w:rPr>
+        <w:t xml:space="preserve">        symptom_service = SymptomAnalysisService(ai_service_manager)</w:t>
+      </w:r>
+    </w:p>
+    <w:p>
+      <w:pPr>
+        <w:spacing w:after="0" w:before="0"/>
+      </w:pPr>
+      <w:r>
+        <w:rPr>
+          <w:rFonts w:ascii="Consolas" w:hAnsi="Consolas" w:cs="Consolas"/>
+          <w:b w:val="0"/>
+          <w:i w:val="0"/>
+          <w:sz w:val="18"/>
+        </w:rPr>
+        <w:t xml:space="preserve">        analysis_result = await symptom_service.analyze_symptoms_comprehensive(</w:t>
+      </w:r>
+    </w:p>
+    <w:p>
+      <w:pPr>
+        <w:spacing w:after="0" w:before="0"/>
+      </w:pPr>
+      <w:r>
+        <w:rPr>
+          <w:rFonts w:ascii="Consolas" w:hAnsi="Consolas" w:cs="Consolas"/>
+          <w:b w:val="0"/>
+          <w:i w:val="0"/>
+          <w:sz w:val="18"/>
+        </w:rPr>
+        <w:t xml:space="preserve">            symptoms=input_data.symptoms,</w:t>
+      </w:r>
+    </w:p>
+    <w:p>
+      <w:pPr>
+        <w:spacing w:after="0" w:before="0"/>
+      </w:pPr>
+      <w:r>
+        <w:rPr>
+          <w:rFonts w:ascii="Consolas" w:hAnsi="Consolas" w:cs="Consolas"/>
+          <w:b w:val="0"/>
+          <w:i w:val="0"/>
+          <w:sz w:val="18"/>
+        </w:rPr>
+        <w:t xml:space="preserve">            patient_id=input_data.patient_id,</w:t>
+      </w:r>
+    </w:p>
+    <w:p>
+      <w:pPr>
+        <w:spacing w:after="0" w:before="0"/>
+      </w:pPr>
+      <w:r>
+        <w:rPr>
+          <w:rFonts w:ascii="Consolas" w:hAnsi="Consolas" w:cs="Consolas"/>
+          <w:b w:val="0"/>
+          <w:i w:val="0"/>
+          <w:sz w:val="18"/>
+        </w:rPr>
+        <w:t xml:space="preserve">            context=input_data.context,</w:t>
+      </w:r>
+    </w:p>
+    <w:p>
+      <w:pPr>
+        <w:spacing w:after="0" w:before="0"/>
+      </w:pPr>
+      <w:r>
+        <w:rPr>
+          <w:rFonts w:ascii="Consolas" w:hAnsi="Consolas" w:cs="Consolas"/>
+          <w:b w:val="0"/>
+          <w:i w:val="0"/>
+          <w:sz w:val="18"/>
+        </w:rPr>
+        <w:t xml:space="preserve">            include_trends=True,</w:t>
+      </w:r>
+    </w:p>
+    <w:p>
+      <w:pPr>
+        <w:spacing w:after="0" w:before="0"/>
+      </w:pPr>
+      <w:r>
+        <w:rPr>
+          <w:rFonts w:ascii="Consolas" w:hAnsi="Consolas" w:cs="Consolas"/>
+          <w:b w:val="0"/>
+          <w:i w:val="0"/>
+          <w:sz w:val="18"/>
+        </w:rPr>
+        <w:t xml:space="preserve">            include_recommendations=True</w:t>
+      </w:r>
+    </w:p>
+    <w:p>
+      <w:pPr>
+        <w:spacing w:after="0" w:before="0"/>
+      </w:pPr>
+      <w:r>
+        <w:rPr>
+          <w:rFonts w:ascii="Consolas" w:hAnsi="Consolas" w:cs="Consolas"/>
+          <w:b w:val="0"/>
+          <w:i w:val="0"/>
+          <w:sz w:val="18"/>
+        </w:rPr>
+        <w:t xml:space="preserve">        )</w:t>
+      </w:r>
+    </w:p>
+    <w:p/>
+    <w:p>
+      <w:pPr>
+        <w:jc w:val="both"/>
+      </w:pPr>
+      <w:r>
+        <w:rPr>
+          <w:rFonts w:ascii="Times New Roman" w:hAnsi="Times New Roman" w:cs="Times New Roman"/>
+          <w:b w:val="0"/>
+          <w:i/>
+          <w:sz w:val="24"/>
+        </w:rPr>
+        <w:t>Entregable: Circuit Breaker patterns para llamadas externas</w:t>
+      </w:r>
+    </w:p>
+    <w:p>
+      <w:pPr>
+        <w:jc w:val="both"/>
+      </w:pPr>
+      <w:r>
+        <w:rPr>
+          <w:rFonts w:ascii="Consolas" w:hAnsi="Consolas" w:cs="Consolas"/>
+          <w:b w:val="0"/>
+          <w:i w:val="0"/>
+          <w:sz w:val="18"/>
+        </w:rPr>
+        <w:t>ai-services/circuit_breaker/openai_circuit_breaker.py</w:t>
+      </w:r>
+      <w:r>
+        <w:rPr>
+          <w:rFonts w:ascii="Times New Roman" w:hAnsi="Times New Roman" w:cs="Times New Roman"/>
+          <w:b w:val="0"/>
+          <w:i w:val="0"/>
+          <w:sz w:val="24"/>
+        </w:rPr>
+        <w:t xml:space="preserve"> (líneas 34-49):</w:t>
+      </w:r>
+    </w:p>
+    <w:p>
+      <w:pPr>
+        <w:spacing w:after="0" w:before="0"/>
+      </w:pPr>
+      <w:r>
+        <w:rPr>
+          <w:rFonts w:ascii="Consolas" w:hAnsi="Consolas" w:cs="Consolas"/>
+          <w:b w:val="0"/>
+          <w:i w:val="0"/>
+          <w:sz w:val="18"/>
+        </w:rPr>
+        <w:t>async def call_openai(self, openai_func: callable, *args, **kwargs) -&gt; Dict[str, Any]:</w:t>
+      </w:r>
+    </w:p>
+    <w:p>
+      <w:pPr>
+        <w:spacing w:after="0" w:before="0"/>
+      </w:pPr>
+      <w:r>
+        <w:rPr>
+          <w:rFonts w:ascii="Consolas" w:hAnsi="Consolas" w:cs="Consolas"/>
+          <w:b w:val="0"/>
+          <w:i w:val="0"/>
+          <w:sz w:val="18"/>
+        </w:rPr>
+        <w:t xml:space="preserve">    """Call OpenAI function with circuit breaker protection"""</w:t>
+      </w:r>
+    </w:p>
+    <w:p>
+      <w:pPr>
+        <w:spacing w:after="0" w:before="0"/>
+      </w:pPr>
+      <w:r>
+        <w:rPr>
+          <w:rFonts w:ascii="Consolas" w:hAnsi="Consolas" w:cs="Consolas"/>
+          <w:b w:val="0"/>
+          <w:i w:val="0"/>
+          <w:sz w:val="18"/>
+        </w:rPr>
+        <w:t xml:space="preserve">    try:</w:t>
+      </w:r>
+    </w:p>
+    <w:p>
+      <w:pPr>
+        <w:spacing w:after="0" w:before="0"/>
+      </w:pPr>
+      <w:r>
+        <w:rPr>
+          <w:rFonts w:ascii="Consolas" w:hAnsi="Consolas" w:cs="Consolas"/>
+          <w:b w:val="0"/>
+          <w:i w:val="0"/>
+          <w:sz w:val="18"/>
+        </w:rPr>
+        <w:t xml:space="preserve">        return await self.call(openai_func, *args, **kwargs)</w:t>
+      </w:r>
+    </w:p>
+    <w:p>
+      <w:pPr>
+        <w:spacing w:after="0" w:before="0"/>
+      </w:pPr>
+      <w:r>
+        <w:rPr>
+          <w:rFonts w:ascii="Consolas" w:hAnsi="Consolas" w:cs="Consolas"/>
+          <w:b w:val="0"/>
+          <w:i w:val="0"/>
+          <w:sz w:val="18"/>
+        </w:rPr>
+        <w:t xml:space="preserve">    except openai.RateLimitError as e:</w:t>
+      </w:r>
+    </w:p>
+    <w:p>
+      <w:pPr>
+        <w:spacing w:after="0" w:before="0"/>
+      </w:pPr>
+      <w:r>
+        <w:rPr>
+          <w:rFonts w:ascii="Consolas" w:hAnsi="Consolas" w:cs="Consolas"/>
+          <w:b w:val="0"/>
+          <w:i w:val="0"/>
+          <w:sz w:val="18"/>
+        </w:rPr>
+        <w:t xml:space="preserve">        await self._handle_rate_limit_error(e)</w:t>
+      </w:r>
+    </w:p>
+    <w:p>
+      <w:pPr>
+        <w:spacing w:after="0" w:before="0"/>
+      </w:pPr>
+      <w:r>
+        <w:rPr>
+          <w:rFonts w:ascii="Consolas" w:hAnsi="Consolas" w:cs="Consolas"/>
+          <w:b w:val="0"/>
+          <w:i w:val="0"/>
+          <w:sz w:val="18"/>
+        </w:rPr>
+        <w:t xml:space="preserve">        raise e</w:t>
+      </w:r>
+    </w:p>
+    <w:p>
+      <w:pPr>
+        <w:spacing w:after="0" w:before="0"/>
+      </w:pPr>
+      <w:r>
+        <w:rPr>
+          <w:rFonts w:ascii="Consolas" w:hAnsi="Consolas" w:cs="Consolas"/>
+          <w:b w:val="0"/>
+          <w:i w:val="0"/>
+          <w:sz w:val="18"/>
+        </w:rPr>
+        <w:t xml:space="preserve">    except openai.APITimeoutError as e:</w:t>
+      </w:r>
+    </w:p>
+    <w:p>
+      <w:pPr>
+        <w:spacing w:after="0" w:before="0"/>
+      </w:pPr>
+      <w:r>
+        <w:rPr>
+          <w:rFonts w:ascii="Consolas" w:hAnsi="Consolas" w:cs="Consolas"/>
+          <w:b w:val="0"/>
+          <w:i w:val="0"/>
+          <w:sz w:val="18"/>
+        </w:rPr>
+        <w:t xml:space="preserve">        await self._handle_timeout_error(e)</w:t>
+      </w:r>
+    </w:p>
+    <w:p>
+      <w:pPr>
+        <w:spacing w:after="0" w:before="0"/>
+      </w:pPr>
+      <w:r>
+        <w:rPr>
+          <w:rFonts w:ascii="Consolas" w:hAnsi="Consolas" w:cs="Consolas"/>
+          <w:b w:val="0"/>
+          <w:i w:val="0"/>
+          <w:sz w:val="18"/>
+        </w:rPr>
+        <w:t xml:space="preserve">        raise e</w:t>
+      </w:r>
+    </w:p>
+    <w:p>
+      <w:pPr>
+        <w:spacing w:after="0" w:before="0"/>
+      </w:pPr>
+      <w:r>
+        <w:rPr>
+          <w:rFonts w:ascii="Consolas" w:hAnsi="Consolas" w:cs="Consolas"/>
+          <w:b w:val="0"/>
+          <w:i w:val="0"/>
+          <w:sz w:val="18"/>
+        </w:rPr>
+        <w:t xml:space="preserve">    except openai.APIError as e:</w:t>
+      </w:r>
+    </w:p>
+    <w:p>
+      <w:pPr>
+        <w:spacing w:after="0" w:before="0"/>
+      </w:pPr>
+      <w:r>
+        <w:rPr>
+          <w:rFonts w:ascii="Consolas" w:hAnsi="Consolas" w:cs="Consolas"/>
+          <w:b w:val="0"/>
+          <w:i w:val="0"/>
+          <w:sz w:val="18"/>
+        </w:rPr>
+        <w:t xml:space="preserve">        await self._handle_api_error(e)</w:t>
+      </w:r>
+    </w:p>
+    <w:p>
+      <w:pPr>
+        <w:spacing w:after="0" w:before="0"/>
+      </w:pPr>
+      <w:r>
+        <w:rPr>
+          <w:rFonts w:ascii="Consolas" w:hAnsi="Consolas" w:cs="Consolas"/>
+          <w:b w:val="0"/>
+          <w:i w:val="0"/>
+          <w:sz w:val="18"/>
+        </w:rPr>
+        <w:t xml:space="preserve">        raise e</w:t>
+      </w:r>
+    </w:p>
+    <w:p>
+      <w:pPr>
+        <w:spacing w:after="0" w:before="0"/>
+      </w:pPr>
+      <w:r>
+        <w:rPr>
+          <w:rFonts w:ascii="Consolas" w:hAnsi="Consolas" w:cs="Consolas"/>
+          <w:b w:val="0"/>
+          <w:i w:val="0"/>
+          <w:sz w:val="18"/>
+        </w:rPr>
+        <w:t xml:space="preserve">    except Exception as e:</w:t>
+      </w:r>
+    </w:p>
+    <w:p>
+      <w:pPr>
+        <w:spacing w:after="0" w:before="0"/>
+      </w:pPr>
+      <w:r>
+        <w:rPr>
+          <w:rFonts w:ascii="Consolas" w:hAnsi="Consolas" w:cs="Consolas"/>
+          <w:b w:val="0"/>
+          <w:i w:val="0"/>
+          <w:sz w:val="18"/>
+        </w:rPr>
+        <w:t xml:space="preserve">        raise e</w:t>
+      </w:r>
+    </w:p>
+    <w:p/>
+    <w:p>
+      <w:pPr>
         <w:spacing w:before="240" w:after="120"/>
       </w:pPr>
       <w:r>
